--- a/templates/ΚΑΝΟΝΙΚΗ_ΠΟΛΛΩΝ ΗΜΕΡΩΝ.docx
+++ b/templates/ΚΑΝΟΝΙΚΗ_ΠΟΛΛΩΝ ΗΜΕΡΩΝ.docx
@@ -527,18 +527,31 @@
                     </w:rPr>
                     <w:t xml:space="preserve">Email: </w:t>
                   </w:r>
-                  <w:hyperlink r:id="rId7" w:history="1">
-                    <w:r>
-                      <w:rPr>
-                        <w:rStyle w:val="-"/>
-                        <w:rFonts w:ascii="Calibri" w:hAnsi="Calibri"/>
-                        <w:spacing w:val="-2"/>
-                        <w:szCs w:val="22"/>
-                        <w:lang w:val="en-US"/>
-                      </w:rPr>
-                      <w:t>mail@3lyk-argous.arg.sch.gr</w:t>
-                    </w:r>
-                  </w:hyperlink>
+                  <w:r>
+                    <w:fldChar w:fldCharType="begin"/>
+                  </w:r>
+                  <w:r>
+                    <w:rPr>
+                      <w:lang w:val="en-US"/>
+                    </w:rPr>
+                    <w:instrText>HYPERLINK "mailto:mail@3lyk-argous.arg.sch.gr"</w:instrText>
+                  </w:r>
+                  <w:r>
+                    <w:fldChar w:fldCharType="separate"/>
+                  </w:r>
+                  <w:r>
+                    <w:rPr>
+                      <w:rStyle w:val="-"/>
+                      <w:rFonts w:ascii="Calibri" w:hAnsi="Calibri"/>
+                      <w:spacing w:val="-2"/>
+                      <w:szCs w:val="22"/>
+                      <w:lang w:val="en-US"/>
+                    </w:rPr>
+                    <w:t>mail@3lyk-argous.arg.sch.gr</w:t>
+                  </w:r>
+                  <w:r>
+                    <w:fldChar w:fldCharType="end"/>
+                  </w:r>
                 </w:p>
                 <w:p>
                   <w:pPr>
@@ -1342,6 +1355,22 @@
         </w:rPr>
         <w:t>protocollo</w:t>
       </w:r>
+      <w:r>
+        <w:rPr>
+          <w:rFonts w:asciiTheme="minorHAnsi" w:hAnsiTheme="minorHAnsi"/>
+          <w:sz w:val="22"/>
+          <w:szCs w:val="22"/>
+        </w:rPr>
+        <w:t>_</w:t>
+      </w:r>
+      <w:r>
+        <w:rPr>
+          <w:rFonts w:asciiTheme="minorHAnsi" w:hAnsiTheme="minorHAnsi"/>
+          <w:sz w:val="22"/>
+          <w:szCs w:val="22"/>
+        </w:rPr>
+        <w:t>aithshs</w:t>
+      </w:r>
       <w:proofErr w:type="spellEnd"/>
       <w:r>
         <w:rPr>
@@ -1349,8 +1378,138 @@
           <w:sz w:val="22"/>
           <w:szCs w:val="22"/>
         </w:rPr>
+        <w:t xml:space="preserve"> }}</w:t>
+      </w:r>
+      <w:r>
+        <w:rPr>
+          <w:rFonts w:asciiTheme="minorHAnsi" w:hAnsiTheme="minorHAnsi"/>
+          <w:sz w:val="22"/>
+          <w:szCs w:val="22"/>
+        </w:rPr>
+        <w:t>/</w:t>
+      </w:r>
+      <w:r>
+        <w:rPr>
+          <w:rFonts w:asciiTheme="minorHAnsi" w:hAnsiTheme="minorHAnsi"/>
+          <w:sz w:val="22"/>
+          <w:szCs w:val="22"/>
+        </w:rPr>
+        <w:t xml:space="preserve">{{ </w:t>
+      </w:r>
+      <w:proofErr w:type="spellStart"/>
+      <w:r>
+        <w:rPr>
+          <w:rFonts w:asciiTheme="minorHAnsi" w:hAnsiTheme="minorHAnsi"/>
+          <w:sz w:val="22"/>
+          <w:szCs w:val="22"/>
+        </w:rPr>
+        <w:t>hmer</w:t>
+      </w:r>
+      <w:r>
+        <w:rPr>
+          <w:rFonts w:asciiTheme="minorHAnsi" w:hAnsiTheme="minorHAnsi"/>
+          <w:sz w:val="22"/>
+          <w:szCs w:val="22"/>
+        </w:rPr>
         <w:t>_</w:t>
       </w:r>
+      <w:r>
+        <w:rPr>
+          <w:rFonts w:asciiTheme="minorHAnsi" w:hAnsiTheme="minorHAnsi"/>
+          <w:sz w:val="22"/>
+          <w:szCs w:val="22"/>
+        </w:rPr>
+        <w:t>protocollou</w:t>
+      </w:r>
+      <w:r>
+        <w:rPr>
+          <w:rFonts w:asciiTheme="minorHAnsi" w:hAnsiTheme="minorHAnsi"/>
+          <w:sz w:val="22"/>
+          <w:szCs w:val="22"/>
+        </w:rPr>
+        <w:t>_</w:t>
+      </w:r>
+      <w:r>
+        <w:rPr>
+          <w:rFonts w:asciiTheme="minorHAnsi" w:hAnsiTheme="minorHAnsi"/>
+          <w:sz w:val="22"/>
+          <w:szCs w:val="22"/>
+        </w:rPr>
+        <w:t>aithshs</w:t>
+      </w:r>
+      <w:proofErr w:type="spellEnd"/>
+      <w:r>
+        <w:rPr>
+          <w:rFonts w:asciiTheme="minorHAnsi" w:hAnsiTheme="minorHAnsi"/>
+          <w:sz w:val="22"/>
+          <w:szCs w:val="22"/>
+        </w:rPr>
+        <w:t>}}</w:t>
+      </w:r>
+      <w:r>
+        <w:rPr>
+          <w:rFonts w:asciiTheme="minorHAnsi" w:hAnsiTheme="minorHAnsi"/>
+          <w:sz w:val="22"/>
+          <w:szCs w:val="22"/>
+        </w:rPr>
+        <w:t>,</w:t>
+      </w:r>
+      <w:r>
+        <w:rPr>
+          <w:rFonts w:asciiTheme="minorHAnsi" w:hAnsiTheme="minorHAnsi"/>
+          <w:sz w:val="22"/>
+          <w:szCs w:val="22"/>
+        </w:rPr>
+        <w:t xml:space="preserve"> </w:t>
+      </w:r>
+      <w:r>
+        <w:rPr>
+          <w:rFonts w:asciiTheme="minorHAnsi" w:hAnsiTheme="minorHAnsi"/>
+          <w:sz w:val="22"/>
+          <w:szCs w:val="22"/>
+        </w:rPr>
+        <w:t>του</w:t>
+      </w:r>
+      <w:r>
+        <w:rPr>
+          <w:rFonts w:asciiTheme="minorHAnsi" w:hAnsiTheme="minorHAnsi"/>
+          <w:sz w:val="22"/>
+          <w:szCs w:val="22"/>
+        </w:rPr>
+        <w:t>/</w:t>
+      </w:r>
+      <w:r>
+        <w:rPr>
+          <w:rFonts w:asciiTheme="minorHAnsi" w:hAnsiTheme="minorHAnsi"/>
+          <w:sz w:val="22"/>
+          <w:szCs w:val="22"/>
+        </w:rPr>
+        <w:t>της</w:t>
+      </w:r>
+      <w:r>
+        <w:rPr>
+          <w:rFonts w:asciiTheme="minorHAnsi" w:hAnsiTheme="minorHAnsi"/>
+          <w:sz w:val="22"/>
+          <w:szCs w:val="22"/>
+        </w:rPr>
+        <w:t xml:space="preserve"> εκπαιδευτικού</w:t>
+      </w:r>
+      <w:r>
+        <w:rPr>
+          <w:rFonts w:asciiTheme="minorHAnsi" w:hAnsiTheme="minorHAnsi"/>
+          <w:sz w:val="22"/>
+          <w:szCs w:val="22"/>
+        </w:rPr>
+        <w:t xml:space="preserve"> {{</w:t>
+      </w:r>
+      <w:r>
+        <w:rPr>
+          <w:rFonts w:asciiTheme="minorHAnsi" w:hAnsiTheme="minorHAnsi"/>
+          <w:sz w:val="22"/>
+          <w:szCs w:val="22"/>
+        </w:rPr>
+        <w:t xml:space="preserve"> </w:t>
+      </w:r>
       <w:proofErr w:type="spellStart"/>
       <w:r>
         <w:rPr>
@@ -1358,7 +1517,7 @@
           <w:sz w:val="22"/>
           <w:szCs w:val="22"/>
         </w:rPr>
-        <w:t>aithshs</w:t>
+        <w:t>eponymo</w:t>
       </w:r>
       <w:proofErr w:type="spellEnd"/>
       <w:r>
@@ -1375,7 +1534,7 @@
           <w:sz w:val="22"/>
           <w:szCs w:val="22"/>
         </w:rPr>
-        <w:t>/</w:t>
+        <w:t xml:space="preserve"> </w:t>
       </w:r>
       <w:r>
         <w:rPr>
@@ -1392,7 +1551,7 @@
           <w:sz w:val="22"/>
           <w:szCs w:val="22"/>
         </w:rPr>
-        <w:t>hmer</w:t>
+        <w:t>onoma</w:t>
       </w:r>
       <w:proofErr w:type="spellEnd"/>
       <w:r>
@@ -1401,16 +1560,172 @@
           <w:sz w:val="22"/>
           <w:szCs w:val="22"/>
         </w:rPr>
+        <w:t xml:space="preserve"> }} </w:t>
+      </w:r>
+      <w:r>
+        <w:rPr>
+          <w:rFonts w:asciiTheme="minorHAnsi" w:hAnsiTheme="minorHAnsi"/>
+          <w:sz w:val="22"/>
+          <w:szCs w:val="22"/>
+        </w:rPr>
+        <w:t>με</w:t>
+      </w:r>
+      <w:r>
+        <w:rPr>
+          <w:rFonts w:asciiTheme="minorHAnsi" w:hAnsiTheme="minorHAnsi"/>
+          <w:sz w:val="22"/>
+          <w:szCs w:val="22"/>
+        </w:rPr>
+        <w:t xml:space="preserve"> </w:t>
+      </w:r>
+      <w:r>
+        <w:rPr>
+          <w:rFonts w:asciiTheme="minorHAnsi" w:hAnsiTheme="minorHAnsi"/>
+          <w:sz w:val="22"/>
+          <w:szCs w:val="22"/>
+        </w:rPr>
+        <w:t xml:space="preserve">ΑΜ </w:t>
+      </w:r>
+      <w:r>
+        <w:rPr>
+          <w:rFonts w:asciiTheme="minorHAnsi" w:hAnsiTheme="minorHAnsi"/>
+          <w:sz w:val="22"/>
+          <w:szCs w:val="22"/>
+        </w:rPr>
+        <w:t>{{</w:t>
+      </w:r>
+      <w:proofErr w:type="spellStart"/>
+      <w:r>
+        <w:rPr>
+          <w:rFonts w:asciiTheme="minorHAnsi" w:hAnsiTheme="minorHAnsi"/>
+          <w:sz w:val="22"/>
+          <w:szCs w:val="22"/>
+        </w:rPr>
+        <w:t>mitrwo</w:t>
+      </w:r>
+      <w:proofErr w:type="spellEnd"/>
+      <w:r>
+        <w:rPr>
+          <w:rFonts w:asciiTheme="minorHAnsi" w:hAnsiTheme="minorHAnsi"/>
+          <w:sz w:val="22"/>
+          <w:szCs w:val="22"/>
+        </w:rPr>
+        <w:t>}}</w:t>
+      </w:r>
+      <w:r>
+        <w:rPr>
+          <w:rFonts w:asciiTheme="minorHAnsi" w:hAnsiTheme="minorHAnsi"/>
+          <w:sz w:val="22"/>
+          <w:szCs w:val="22"/>
+        </w:rPr>
+        <w:t xml:space="preserve"> </w:t>
+      </w:r>
+      <w:r>
+        <w:rPr>
+          <w:rFonts w:asciiTheme="minorHAnsi" w:hAnsiTheme="minorHAnsi"/>
+          <w:sz w:val="22"/>
+          <w:szCs w:val="22"/>
+        </w:rPr>
+        <w:t xml:space="preserve">κλάδου </w:t>
+      </w:r>
+      <w:r>
+        <w:rPr>
+          <w:rFonts w:asciiTheme="minorHAnsi" w:hAnsiTheme="minorHAnsi"/>
+          <w:sz w:val="22"/>
+          <w:szCs w:val="22"/>
+        </w:rPr>
+        <w:t>{{</w:t>
+      </w:r>
+      <w:r>
+        <w:rPr>
+          <w:rFonts w:asciiTheme="minorHAnsi" w:hAnsiTheme="minorHAnsi"/>
+          <w:sz w:val="22"/>
+          <w:szCs w:val="22"/>
+        </w:rPr>
+        <w:t xml:space="preserve"> </w:t>
+      </w:r>
+      <w:proofErr w:type="spellStart"/>
+      <w:r>
+        <w:rPr>
+          <w:rFonts w:asciiTheme="minorHAnsi" w:hAnsiTheme="minorHAnsi"/>
+          <w:sz w:val="22"/>
+          <w:szCs w:val="22"/>
+        </w:rPr>
+        <w:t>klados</w:t>
+      </w:r>
+      <w:proofErr w:type="spellEnd"/>
+      <w:r>
+        <w:rPr>
+          <w:rFonts w:asciiTheme="minorHAnsi" w:hAnsiTheme="minorHAnsi"/>
+          <w:sz w:val="22"/>
+          <w:szCs w:val="22"/>
+        </w:rPr>
+        <w:t xml:space="preserve"> }}</w:t>
+      </w:r>
+      <w:r>
+        <w:rPr>
+          <w:rFonts w:asciiTheme="minorHAnsi" w:hAnsiTheme="minorHAnsi"/>
+          <w:sz w:val="22"/>
+          <w:szCs w:val="22"/>
+        </w:rPr>
+        <w:t xml:space="preserve">, με την οποία ζητά την χορήγηση </w:t>
+      </w:r>
+      <w:r>
+        <w:rPr>
+          <w:rFonts w:asciiTheme="minorHAnsi" w:hAnsiTheme="minorHAnsi"/>
+          <w:sz w:val="22"/>
+          <w:szCs w:val="22"/>
+        </w:rPr>
+        <w:t xml:space="preserve">κανονικής </w:t>
+      </w:r>
+      <w:r>
+        <w:rPr>
+          <w:rFonts w:asciiTheme="minorHAnsi" w:hAnsiTheme="minorHAnsi"/>
+          <w:sz w:val="22"/>
+          <w:szCs w:val="22"/>
+        </w:rPr>
+        <w:t>άδειας</w:t>
+      </w:r>
+      <w:r>
+        <w:rPr>
+          <w:rFonts w:asciiTheme="minorHAnsi" w:hAnsiTheme="minorHAnsi"/>
+          <w:sz w:val="22"/>
+          <w:szCs w:val="22"/>
+        </w:rPr>
+        <w:t xml:space="preserve"> </w:t>
+      </w:r>
+      <w:r>
+        <w:rPr>
+          <w:rFonts w:asciiTheme="minorHAnsi" w:hAnsiTheme="minorHAnsi"/>
+          <w:sz w:val="22"/>
+          <w:szCs w:val="22"/>
+        </w:rPr>
+        <w:t xml:space="preserve">{{ </w:t>
+      </w:r>
+      <w:proofErr w:type="spellStart"/>
+      <w:r>
+        <w:rPr>
+          <w:rFonts w:asciiTheme="minorHAnsi" w:hAnsiTheme="minorHAnsi"/>
+          <w:sz w:val="22"/>
+          <w:szCs w:val="22"/>
+        </w:rPr>
+        <w:t>days</w:t>
+      </w:r>
+      <w:r>
+        <w:rPr>
+          <w:rFonts w:asciiTheme="minorHAnsi" w:hAnsiTheme="minorHAnsi"/>
+          <w:sz w:val="22"/>
+          <w:szCs w:val="22"/>
+        </w:rPr>
         <w:t>_</w:t>
       </w:r>
-      <w:proofErr w:type="spellStart"/>
-      <w:r>
-        <w:rPr>
-          <w:rFonts w:asciiTheme="minorHAnsi" w:hAnsiTheme="minorHAnsi"/>
-          <w:sz w:val="22"/>
-          <w:szCs w:val="22"/>
-        </w:rPr>
-        <w:t>protocollou</w:t>
+      <w:r>
+        <w:rPr>
+          <w:rFonts w:asciiTheme="minorHAnsi" w:hAnsiTheme="minorHAnsi"/>
+          <w:sz w:val="22"/>
+          <w:szCs w:val="22"/>
+        </w:rPr>
+        <w:t>lektiko</w:t>
       </w:r>
       <w:proofErr w:type="spellEnd"/>
       <w:r>
@@ -1419,18 +1734,8 @@
           <w:sz w:val="22"/>
           <w:szCs w:val="22"/>
         </w:rPr>
-        <w:t>_</w:t>
-      </w:r>
-      <w:proofErr w:type="spellStart"/>
-      <w:r>
-        <w:rPr>
-          <w:rFonts w:asciiTheme="minorHAnsi" w:hAnsiTheme="minorHAnsi"/>
-          <w:sz w:val="22"/>
-          <w:szCs w:val="22"/>
-        </w:rPr>
-        <w:t>aithshs</w:t>
-      </w:r>
-      <w:proofErr w:type="spellEnd"/>
+        <w:t xml:space="preserve"> </w:t>
+      </w:r>
       <w:r>
         <w:rPr>
           <w:rFonts w:asciiTheme="minorHAnsi" w:hAnsiTheme="minorHAnsi"/>
@@ -1438,384 +1743,6 @@
           <w:szCs w:val="22"/>
         </w:rPr>
         <w:t>}}</w:t>
-      </w:r>
-      <w:r>
-        <w:rPr>
-          <w:rFonts w:asciiTheme="minorHAnsi" w:hAnsiTheme="minorHAnsi"/>
-          <w:sz w:val="22"/>
-          <w:szCs w:val="22"/>
-        </w:rPr>
-        <w:t>,</w:t>
-      </w:r>
-      <w:r>
-        <w:rPr>
-          <w:rFonts w:asciiTheme="minorHAnsi" w:hAnsiTheme="minorHAnsi"/>
-          <w:sz w:val="22"/>
-          <w:szCs w:val="22"/>
-        </w:rPr>
-        <w:t xml:space="preserve"> </w:t>
-      </w:r>
-      <w:r>
-        <w:rPr>
-          <w:rFonts w:asciiTheme="minorHAnsi" w:hAnsiTheme="minorHAnsi"/>
-          <w:sz w:val="22"/>
-          <w:szCs w:val="22"/>
-        </w:rPr>
-        <w:t>του</w:t>
-      </w:r>
-      <w:r>
-        <w:rPr>
-          <w:rFonts w:asciiTheme="minorHAnsi" w:hAnsiTheme="minorHAnsi"/>
-          <w:sz w:val="22"/>
-          <w:szCs w:val="22"/>
-        </w:rPr>
-        <w:t>/</w:t>
-      </w:r>
-      <w:r>
-        <w:rPr>
-          <w:rFonts w:asciiTheme="minorHAnsi" w:hAnsiTheme="minorHAnsi"/>
-          <w:sz w:val="22"/>
-          <w:szCs w:val="22"/>
-        </w:rPr>
-        <w:t>της</w:t>
-      </w:r>
-      <w:r>
-        <w:rPr>
-          <w:rFonts w:asciiTheme="minorHAnsi" w:hAnsiTheme="minorHAnsi"/>
-          <w:sz w:val="22"/>
-          <w:szCs w:val="22"/>
-        </w:rPr>
-        <w:t xml:space="preserve"> εκπαιδευτικού</w:t>
-      </w:r>
-      <w:r>
-        <w:rPr>
-          <w:rFonts w:asciiTheme="minorHAnsi" w:hAnsiTheme="minorHAnsi"/>
-          <w:sz w:val="22"/>
-          <w:szCs w:val="22"/>
-        </w:rPr>
-        <w:t xml:space="preserve"> {{</w:t>
-      </w:r>
-      <w:r>
-        <w:rPr>
-          <w:rFonts w:asciiTheme="minorHAnsi" w:hAnsiTheme="minorHAnsi"/>
-          <w:sz w:val="22"/>
-          <w:szCs w:val="22"/>
-        </w:rPr>
-        <w:t xml:space="preserve"> </w:t>
-      </w:r>
-      <w:proofErr w:type="spellStart"/>
-      <w:r>
-        <w:rPr>
-          <w:rFonts w:asciiTheme="minorHAnsi" w:hAnsiTheme="minorHAnsi"/>
-          <w:sz w:val="22"/>
-          <w:szCs w:val="22"/>
-        </w:rPr>
-        <w:t>eponymo</w:t>
-      </w:r>
-      <w:proofErr w:type="spellEnd"/>
-      <w:r>
-        <w:rPr>
-          <w:rFonts w:asciiTheme="minorHAnsi" w:hAnsiTheme="minorHAnsi"/>
-          <w:sz w:val="22"/>
-          <w:szCs w:val="22"/>
-        </w:rPr>
-        <w:t xml:space="preserve"> }}</w:t>
-      </w:r>
-      <w:r>
-        <w:rPr>
-          <w:rFonts w:asciiTheme="minorHAnsi" w:hAnsiTheme="minorHAnsi"/>
-          <w:sz w:val="22"/>
-          <w:szCs w:val="22"/>
-        </w:rPr>
-        <w:t xml:space="preserve"> </w:t>
-      </w:r>
-      <w:r>
-        <w:rPr>
-          <w:rFonts w:asciiTheme="minorHAnsi" w:hAnsiTheme="minorHAnsi"/>
-          <w:sz w:val="22"/>
-          <w:szCs w:val="22"/>
-        </w:rPr>
-        <w:t xml:space="preserve">{{ </w:t>
-      </w:r>
-      <w:proofErr w:type="spellStart"/>
-      <w:r>
-        <w:rPr>
-          <w:rFonts w:asciiTheme="minorHAnsi" w:hAnsiTheme="minorHAnsi"/>
-          <w:sz w:val="22"/>
-          <w:szCs w:val="22"/>
-        </w:rPr>
-        <w:t>onoma</w:t>
-      </w:r>
-      <w:proofErr w:type="spellEnd"/>
-      <w:r>
-        <w:rPr>
-          <w:rFonts w:asciiTheme="minorHAnsi" w:hAnsiTheme="minorHAnsi"/>
-          <w:sz w:val="22"/>
-          <w:szCs w:val="22"/>
-        </w:rPr>
-        <w:t xml:space="preserve"> }} </w:t>
-      </w:r>
-      <w:r>
-        <w:rPr>
-          <w:rFonts w:asciiTheme="minorHAnsi" w:hAnsiTheme="minorHAnsi"/>
-          <w:sz w:val="22"/>
-          <w:szCs w:val="22"/>
-        </w:rPr>
-        <w:t>με</w:t>
-      </w:r>
-      <w:r>
-        <w:rPr>
-          <w:rFonts w:asciiTheme="minorHAnsi" w:hAnsiTheme="minorHAnsi"/>
-          <w:sz w:val="22"/>
-          <w:szCs w:val="22"/>
-        </w:rPr>
-        <w:t xml:space="preserve"> </w:t>
-      </w:r>
-      <w:r>
-        <w:rPr>
-          <w:rFonts w:asciiTheme="minorHAnsi" w:hAnsiTheme="minorHAnsi"/>
-          <w:sz w:val="22"/>
-          <w:szCs w:val="22"/>
-        </w:rPr>
-        <w:t xml:space="preserve">ΑΜ </w:t>
-      </w:r>
-      <w:r>
-        <w:rPr>
-          <w:rFonts w:asciiTheme="minorHAnsi" w:hAnsiTheme="minorHAnsi"/>
-          <w:sz w:val="22"/>
-          <w:szCs w:val="22"/>
-        </w:rPr>
-        <w:t>{{</w:t>
-      </w:r>
-      <w:proofErr w:type="spellStart"/>
-      <w:r>
-        <w:rPr>
-          <w:rFonts w:asciiTheme="minorHAnsi" w:hAnsiTheme="minorHAnsi"/>
-          <w:sz w:val="22"/>
-          <w:szCs w:val="22"/>
-        </w:rPr>
-        <w:t>mitrwo</w:t>
-      </w:r>
-      <w:proofErr w:type="spellEnd"/>
-      <w:r>
-        <w:rPr>
-          <w:rFonts w:asciiTheme="minorHAnsi" w:hAnsiTheme="minorHAnsi"/>
-          <w:sz w:val="22"/>
-          <w:szCs w:val="22"/>
-        </w:rPr>
-        <w:t>}}</w:t>
-      </w:r>
-      <w:r>
-        <w:rPr>
-          <w:rFonts w:asciiTheme="minorHAnsi" w:hAnsiTheme="minorHAnsi"/>
-          <w:sz w:val="22"/>
-          <w:szCs w:val="22"/>
-        </w:rPr>
-        <w:t xml:space="preserve"> </w:t>
-      </w:r>
-      <w:r>
-        <w:rPr>
-          <w:rFonts w:asciiTheme="minorHAnsi" w:hAnsiTheme="minorHAnsi"/>
-          <w:sz w:val="22"/>
-          <w:szCs w:val="22"/>
-        </w:rPr>
-        <w:t xml:space="preserve">κλάδου </w:t>
-      </w:r>
-      <w:r>
-        <w:rPr>
-          <w:rFonts w:asciiTheme="minorHAnsi" w:hAnsiTheme="minorHAnsi"/>
-          <w:sz w:val="22"/>
-          <w:szCs w:val="22"/>
-        </w:rPr>
-        <w:t>{{</w:t>
-      </w:r>
-      <w:r>
-        <w:rPr>
-          <w:rFonts w:asciiTheme="minorHAnsi" w:hAnsiTheme="minorHAnsi"/>
-          <w:sz w:val="22"/>
-          <w:szCs w:val="22"/>
-        </w:rPr>
-        <w:t xml:space="preserve"> </w:t>
-      </w:r>
-      <w:proofErr w:type="spellStart"/>
-      <w:r>
-        <w:rPr>
-          <w:rFonts w:asciiTheme="minorHAnsi" w:hAnsiTheme="minorHAnsi"/>
-          <w:sz w:val="22"/>
-          <w:szCs w:val="22"/>
-        </w:rPr>
-        <w:t>klados</w:t>
-      </w:r>
-      <w:proofErr w:type="spellEnd"/>
-      <w:r>
-        <w:rPr>
-          <w:rFonts w:asciiTheme="minorHAnsi" w:hAnsiTheme="minorHAnsi"/>
-          <w:sz w:val="22"/>
-          <w:szCs w:val="22"/>
-        </w:rPr>
-        <w:t xml:space="preserve"> }}</w:t>
-      </w:r>
-      <w:r>
-        <w:rPr>
-          <w:rFonts w:asciiTheme="minorHAnsi" w:hAnsiTheme="minorHAnsi"/>
-          <w:sz w:val="22"/>
-          <w:szCs w:val="22"/>
-        </w:rPr>
-        <w:t xml:space="preserve">, με την οποία ζητά την χορήγηση </w:t>
-      </w:r>
-      <w:r>
-        <w:rPr>
-          <w:rFonts w:asciiTheme="minorHAnsi" w:hAnsiTheme="minorHAnsi"/>
-          <w:sz w:val="22"/>
-          <w:szCs w:val="22"/>
-        </w:rPr>
-        <w:t xml:space="preserve">κανονικής </w:t>
-      </w:r>
-      <w:r>
-        <w:rPr>
-          <w:rFonts w:asciiTheme="minorHAnsi" w:hAnsiTheme="minorHAnsi"/>
-          <w:sz w:val="22"/>
-          <w:szCs w:val="22"/>
-        </w:rPr>
-        <w:t>άδειας</w:t>
-      </w:r>
-      <w:r>
-        <w:rPr>
-          <w:rFonts w:asciiTheme="minorHAnsi" w:hAnsiTheme="minorHAnsi"/>
-          <w:sz w:val="22"/>
-          <w:szCs w:val="22"/>
-        </w:rPr>
-        <w:t xml:space="preserve"> </w:t>
-      </w:r>
-      <w:r>
-        <w:rPr>
-          <w:rFonts w:asciiTheme="minorHAnsi" w:hAnsiTheme="minorHAnsi"/>
-          <w:sz w:val="22"/>
-          <w:szCs w:val="22"/>
-        </w:rPr>
-        <w:t xml:space="preserve">{{ </w:t>
-      </w:r>
-      <w:r>
-        <w:rPr>
-          <w:rFonts w:asciiTheme="minorHAnsi" w:hAnsiTheme="minorHAnsi"/>
-          <w:sz w:val="22"/>
-          <w:szCs w:val="22"/>
-        </w:rPr>
-        <w:t>days</w:t>
-      </w:r>
-      <w:r>
-        <w:rPr>
-          <w:rFonts w:asciiTheme="minorHAnsi" w:hAnsiTheme="minorHAnsi"/>
-          <w:sz w:val="22"/>
-          <w:szCs w:val="22"/>
-        </w:rPr>
-        <w:t>_</w:t>
-      </w:r>
-      <w:proofErr w:type="spellStart"/>
-      <w:r>
-        <w:rPr>
-          <w:rFonts w:asciiTheme="minorHAnsi" w:hAnsiTheme="minorHAnsi"/>
-          <w:sz w:val="22"/>
-          <w:szCs w:val="22"/>
-        </w:rPr>
-        <w:t>lektiko</w:t>
-      </w:r>
-      <w:proofErr w:type="spellEnd"/>
-      <w:r>
-        <w:rPr>
-          <w:rFonts w:asciiTheme="minorHAnsi" w:hAnsiTheme="minorHAnsi"/>
-          <w:sz w:val="22"/>
-          <w:szCs w:val="22"/>
-        </w:rPr>
-        <w:t xml:space="preserve"> </w:t>
-      </w:r>
-      <w:r>
-        <w:rPr>
-          <w:rFonts w:asciiTheme="minorHAnsi" w:hAnsiTheme="minorHAnsi"/>
-          <w:sz w:val="22"/>
-          <w:szCs w:val="22"/>
-        </w:rPr>
-        <w:t>}}</w:t>
-      </w:r>
-      <w:r>
-        <w:rPr>
-          <w:rFonts w:asciiTheme="minorHAnsi" w:hAnsiTheme="minorHAnsi"/>
-          <w:sz w:val="22"/>
-          <w:szCs w:val="22"/>
-        </w:rPr>
-        <w:t xml:space="preserve"> </w:t>
-      </w:r>
-      <w:r>
-        <w:rPr>
-          <w:rFonts w:asciiTheme="minorHAnsi" w:hAnsiTheme="minorHAnsi"/>
-          <w:sz w:val="22"/>
-          <w:szCs w:val="22"/>
-        </w:rPr>
-        <w:t>(</w:t>
-      </w:r>
-      <w:r>
-        <w:rPr>
-          <w:rFonts w:asciiTheme="minorHAnsi" w:hAnsiTheme="minorHAnsi"/>
-          <w:sz w:val="22"/>
-          <w:szCs w:val="22"/>
-        </w:rPr>
-        <w:t xml:space="preserve"> {{</w:t>
-      </w:r>
-      <w:r>
-        <w:rPr>
-          <w:rFonts w:asciiTheme="minorHAnsi" w:hAnsiTheme="minorHAnsi"/>
-          <w:sz w:val="22"/>
-          <w:szCs w:val="22"/>
-        </w:rPr>
-        <w:t xml:space="preserve"> </w:t>
-      </w:r>
-      <w:r>
-        <w:rPr>
-          <w:rFonts w:asciiTheme="minorHAnsi" w:hAnsiTheme="minorHAnsi"/>
-          <w:sz w:val="22"/>
-          <w:szCs w:val="22"/>
-        </w:rPr>
-        <w:t>days</w:t>
-      </w:r>
-      <w:r>
-        <w:rPr>
-          <w:rFonts w:asciiTheme="minorHAnsi" w:hAnsiTheme="minorHAnsi"/>
-          <w:sz w:val="22"/>
-          <w:szCs w:val="22"/>
-        </w:rPr>
-        <w:t>_</w:t>
-      </w:r>
-      <w:r>
-        <w:rPr>
-          <w:rFonts w:asciiTheme="minorHAnsi" w:hAnsiTheme="minorHAnsi"/>
-          <w:sz w:val="22"/>
-          <w:szCs w:val="22"/>
-        </w:rPr>
-        <w:t>number</w:t>
-      </w:r>
-      <w:r>
-        <w:rPr>
-          <w:rFonts w:asciiTheme="minorHAnsi" w:hAnsiTheme="minorHAnsi"/>
-          <w:sz w:val="22"/>
-          <w:szCs w:val="22"/>
-        </w:rPr>
-        <w:t xml:space="preserve"> }} </w:t>
-      </w:r>
-      <w:r>
-        <w:rPr>
-          <w:rFonts w:asciiTheme="minorHAnsi" w:hAnsiTheme="minorHAnsi"/>
-          <w:sz w:val="22"/>
-          <w:szCs w:val="22"/>
-        </w:rPr>
-        <w:t xml:space="preserve">) </w:t>
-      </w:r>
-      <w:r>
-        <w:rPr>
-          <w:rFonts w:asciiTheme="minorHAnsi" w:hAnsiTheme="minorHAnsi"/>
-          <w:sz w:val="22"/>
-          <w:szCs w:val="22"/>
-        </w:rPr>
-        <w:t>ημερών</w:t>
       </w:r>
       <w:r>
         <w:rPr>
@@ -2371,89 +2298,15 @@
           <w:sz w:val="22"/>
           <w:szCs w:val="22"/>
         </w:rPr>
-        <w:t xml:space="preserve"> (</w:t>
-      </w:r>
-      <w:r>
-        <w:rPr>
-          <w:rFonts w:asciiTheme="minorHAnsi" w:hAnsiTheme="minorHAnsi"/>
-          <w:b/>
-          <w:sz w:val="22"/>
-          <w:szCs w:val="22"/>
-        </w:rPr>
-        <w:t>{{</w:t>
-      </w:r>
-      <w:r>
-        <w:rPr>
-          <w:rFonts w:asciiTheme="minorHAnsi" w:hAnsiTheme="minorHAnsi"/>
-          <w:b/>
-          <w:sz w:val="22"/>
-          <w:szCs w:val="22"/>
-        </w:rPr>
         <w:t xml:space="preserve"> </w:t>
       </w:r>
       <w:r>
         <w:rPr>
           <w:rFonts w:asciiTheme="minorHAnsi" w:hAnsiTheme="minorHAnsi"/>
-          <w:b/>
-          <w:sz w:val="22"/>
-          <w:szCs w:val="22"/>
-          <w:lang w:val="en-US"/>
-        </w:rPr>
-        <w:t>days</w:t>
-      </w:r>
-      <w:r>
-        <w:rPr>
-          <w:rFonts w:asciiTheme="minorHAnsi" w:hAnsiTheme="minorHAnsi"/>
-          <w:b/>
-          <w:sz w:val="22"/>
-          <w:szCs w:val="22"/>
-        </w:rPr>
-        <w:t>_</w:t>
-      </w:r>
-      <w:r>
-        <w:rPr>
-          <w:rFonts w:asciiTheme="minorHAnsi" w:hAnsiTheme="minorHAnsi"/>
-          <w:b/>
-          <w:sz w:val="22"/>
-          <w:szCs w:val="22"/>
-          <w:lang w:val="en-US"/>
-        </w:rPr>
-        <w:t>number</w:t>
-      </w:r>
-      <w:r>
-        <w:rPr>
-          <w:rFonts w:asciiTheme="minorHAnsi" w:hAnsiTheme="minorHAnsi"/>
-          <w:b/>
-          <w:sz w:val="22"/>
-          <w:szCs w:val="22"/>
-        </w:rPr>
-        <w:t xml:space="preserve"> }}</w:t>
-      </w:r>
-      <w:r>
-        <w:rPr>
-          <w:rFonts w:asciiTheme="minorHAnsi" w:hAnsiTheme="minorHAnsi"/>
-          <w:b/>
-          <w:sz w:val="22"/>
-          <w:szCs w:val="22"/>
-        </w:rPr>
-        <w:t xml:space="preserve">) </w:t>
-      </w:r>
-      <w:r>
-        <w:rPr>
-          <w:rFonts w:asciiTheme="minorHAnsi" w:hAnsiTheme="minorHAnsi"/>
-          <w:b/>
-          <w:sz w:val="22"/>
-          <w:szCs w:val="22"/>
-        </w:rPr>
-        <w:t>ημερών</w:t>
-      </w:r>
-      <w:r>
-        <w:rPr>
-          <w:rFonts w:asciiTheme="minorHAnsi" w:hAnsiTheme="minorHAnsi"/>
-          <w:sz w:val="22"/>
-          <w:szCs w:val="22"/>
-        </w:rPr>
-        <w:t xml:space="preserve"> με αποδοχές, </w:t>
+          <w:sz w:val="22"/>
+          <w:szCs w:val="22"/>
+        </w:rPr>
+        <w:t xml:space="preserve">με αποδοχές, </w:t>
       </w:r>
       <w:r>
         <w:rPr>
@@ -5076,7 +4929,7 @@
 </file>
 
 <file path=customXml/itemProps1.xml><?xml version="1.0" encoding="utf-8"?>
-<ds:datastoreItem xmlns:ds="http://schemas.openxmlformats.org/officeDocument/2006/customXml" ds:itemID="{F7E31869-2507-4864-BF95-271CEC162165}">
+<ds:datastoreItem xmlns:ds="http://schemas.openxmlformats.org/officeDocument/2006/customXml" ds:itemID="{D51883F1-8F2C-40B8-AF1C-6311F5C04264}">
   <ds:schemaRefs>
     <ds:schemaRef ds:uri="http://schemas.openxmlformats.org/officeDocument/2006/bibliography"/>
   </ds:schemaRefs>
